--- a/engine/borouge_study/BOROUGE_Bibliography_09-08-2026.docx
+++ b/engine/borouge_study/BOROUGE_Bibliography_09-08-2026.docx
@@ -18196,7 +18196,7 @@
           <w:color w:val="1C3A36"/>
           <w:sz w:val="21"/>
         </w:rPr>
-        <w:t>44 inputs. These set the cost of capital, the macro backdrop and the forecast price direction. None of them is a source for a figure Borouge reports.</w:t>
+        <w:t>46 inputs. These set the cost of capital, the macro backdrop and the forecast price direction. None of them is a source for a figure Borouge reports.</w:t>
       </w:r>
     </w:p>
     <w:tbl>
@@ -18301,6 +18301,152 @@
                 <w:sz w:val="12"/>
               </w:rPr>
               <w:t>Source and construction</w:t>
+            </w:r>
+          </w:p>
+        </w:tc>
+      </w:tr>
+      <w:tr>
+        <w:tc>
+          <w:tcPr>
+            <w:tcW w:type="dxa" w:w="1872"/>
+          </w:tcPr>
+          <w:p>
+            <w:pPr>
+              <w:spacing w:after="20"/>
+            </w:pPr>
+            <w:r>
+              <w:rPr>
+                <w:color w:val="1C3A36"/>
+                <w:sz w:val="12"/>
+              </w:rPr>
+              <w:t>adx index last</w:t>
+            </w:r>
+          </w:p>
+        </w:tc>
+        <w:tc>
+          <w:tcPr>
+            <w:tcW w:type="dxa" w:w="1224"/>
+          </w:tcPr>
+          <w:p>
+            <w:pPr>
+              <w:spacing w:after="20"/>
+              <w:jc w:val="right"/>
+            </w:pPr>
+            <w:r>
+              <w:rPr>
+                <w:color w:val="1C3A36"/>
+                <w:sz w:val="12"/>
+              </w:rPr>
+              <w:t>9,828.14</w:t>
+            </w:r>
+          </w:p>
+        </w:tc>
+        <w:tc>
+          <w:tcPr>
+            <w:tcW w:type="dxa" w:w="1008"/>
+          </w:tcPr>
+          <w:p>
+            <w:pPr>
+              <w:spacing w:after="20"/>
+              <w:jc w:val="right"/>
+            </w:pPr>
+            <w:r>
+              <w:rPr>
+                <w:color w:val="1C3A36"/>
+                <w:sz w:val="12"/>
+              </w:rPr>
+              <w:t>2026-07-24</w:t>
+            </w:r>
+          </w:p>
+        </w:tc>
+        <w:tc>
+          <w:tcPr>
+            <w:tcW w:type="dxa" w:w="5688"/>
+          </w:tcPr>
+          <w:p>
+            <w:pPr>
+              <w:spacing w:after="20"/>
+              <w:jc w:val="right"/>
+            </w:pPr>
+            <w:r>
+              <w:rPr>
+                <w:color w:val="1C3A36"/>
+                <w:sz w:val="12"/>
+              </w:rPr>
+              <w:t>FTSE ADX General Index close on 24 July 2026, the last session in the series. It ends two weeks behind the share price series, which is immaterial for a five-year weekly regression but is the as-of date any beta quoted from it carries</w:t>
+            </w:r>
+          </w:p>
+        </w:tc>
+      </w:tr>
+      <w:tr>
+        <w:tc>
+          <w:tcPr>
+            <w:tcW w:type="dxa" w:w="1872"/>
+          </w:tcPr>
+          <w:p>
+            <w:pPr>
+              <w:spacing w:after="20"/>
+            </w:pPr>
+            <w:r>
+              <w:rPr>
+                <w:color w:val="1C3A36"/>
+                <w:sz w:val="12"/>
+              </w:rPr>
+              <w:t>adx index sessions</w:t>
+            </w:r>
+          </w:p>
+        </w:tc>
+        <w:tc>
+          <w:tcPr>
+            <w:tcW w:type="dxa" w:w="1224"/>
+          </w:tcPr>
+          <w:p>
+            <w:pPr>
+              <w:spacing w:after="20"/>
+              <w:jc w:val="right"/>
+            </w:pPr>
+            <w:r>
+              <w:rPr>
+                <w:color w:val="1C3A36"/>
+                <w:sz w:val="12"/>
+              </w:rPr>
+              <w:t>3,883</w:t>
+            </w:r>
+          </w:p>
+        </w:tc>
+        <w:tc>
+          <w:tcPr>
+            <w:tcW w:type="dxa" w:w="1008"/>
+          </w:tcPr>
+          <w:p>
+            <w:pPr>
+              <w:spacing w:after="20"/>
+              <w:jc w:val="right"/>
+            </w:pPr>
+            <w:r>
+              <w:rPr>
+                <w:color w:val="1C3A36"/>
+                <w:sz w:val="12"/>
+              </w:rPr>
+              <w:t>2026-07-24</w:t>
+            </w:r>
+          </w:p>
+        </w:tc>
+        <w:tc>
+          <w:tcPr>
+            <w:tcW w:type="dxa" w:w="5688"/>
+          </w:tcPr>
+          <w:p>
+            <w:pPr>
+              <w:spacing w:after="20"/>
+              <w:jc w:val="right"/>
+            </w:pPr>
+            <w:r>
+              <w:rPr>
+                <w:color w:val="1C3A36"/>
+                <w:sz w:val="12"/>
+              </w:rPr>
+              <w:t>FTSE ADX General Index daily history, 2 January 2011 to 24 July 2026, 3,883 sessions after the cleaning gate (one stale no-trade row dropped). This is the regressor for the company's own beta: the beta rule requires a stock's own price history against its OWN local index. Trading-day density runs 238-252 sessions a year against an ADX calendar of about 250, and no session closes unchanged, so the series carries no stale-price artefact that would bias a covariance downward</w:t>
             </w:r>
           </w:p>
         </w:tc>
@@ -22994,7 +23140,7 @@
                 <w:color w:val="1C3A36"/>
                 <w:sz w:val="15"/>
               </w:rPr>
-              <w:t>Neither. Both are published: the share’s own five-year weekly regression of 0.271, and a sector bottom-up beta re-levered to 1.121. The two are carried side by side to a value per share everywhere they appear</w:t>
+              <w:t>Neither. Both are published: the share’s own five-year weekly regression against the FTSE ADX General Index, giving 0.415, and a sector bottom-up beta re-levered to 1.121. The two are carried side by side to a value per share everywhere they appear</w:t>
             </w:r>
           </w:p>
         </w:tc>
@@ -23031,7 +23177,7 @@
                 <w:color w:val="1C3A36"/>
                 <w:sz w:val="15"/>
               </w:rPr>
-              <w:t>Whether thin trading explains the low beta</w:t>
+              <w:t>Which index to regress against</w:t>
             </w:r>
           </w:p>
         </w:tc>
@@ -23049,7 +23195,7 @@
                 <w:color w:val="1C3A36"/>
                 <w:sz w:val="15"/>
               </w:rPr>
-              <w:t>No. A lead-lag correction for infrequent trading was run and moves the estimate DOWN to 0.194, not up. So the low reading is not a stale-price artefact</w:t>
+              <w:t>The FTSE ADX General Index, the company’s own local market index. An earlier revision of this study used an equal-weight basket of the other listed UAE names, adopted only because no index series was available; that basket gives 0.271 against the index’s 0.415. An equal-weight basket over-weights small, thinly traded constituents and understates covariance with a large name, so the capitalisation-weighted index is the correct measure and the basket is retained as a cross-check</w:t>
             </w:r>
           </w:p>
         </w:tc>
@@ -23067,7 +23213,7 @@
                 <w:color w:val="1C3A36"/>
                 <w:sz w:val="15"/>
               </w:rPr>
-              <w:t>A different correction method giving a materially higher estimate</w:t>
+              <w:t>A free-float-weighted index series that excluded the subject, which would remove even the sub-one-per-cent self-covariance the current regressor carries</w:t>
             </w:r>
           </w:p>
         </w:tc>
@@ -23086,7 +23232,7 @@
                 <w:color w:val="1C3A36"/>
                 <w:sz w:val="15"/>
               </w:rPr>
-              <w:t>Whether the 2026 cost step is permanent</w:t>
+              <w:t>Whether thin trading explains the low beta</w:t>
             </w:r>
           </w:p>
         </w:tc>
@@ -23104,7 +23250,7 @@
                 <w:color w:val="1C3A36"/>
                 <w:sz w:val="15"/>
               </w:rPr>
-              <w:t>Not decided. Two full constructions are built and published side by side, differing only in how long the shipping lane stays impaired</w:t>
+              <w:t>No. A lead-lag correction for infrequent trading was run and moves the estimate DOWN to 0.351, not up. So the low reading is not a stale-price artefact</w:t>
             </w:r>
           </w:p>
         </w:tc>
@@ -23122,7 +23268,7 @@
                 <w:color w:val="1C3A36"/>
                 <w:sz w:val="15"/>
               </w:rPr>
-              <w:t>Full-year 2026 results. Feedstock back toward the low 300s per tonne confirms the temporary reading; a figure still near $395 confirms the other</w:t>
+              <w:t>A different correction method giving a materially higher estimate</w:t>
             </w:r>
           </w:p>
         </w:tc>
@@ -23141,7 +23287,7 @@
                 <w:color w:val="1C3A36"/>
                 <w:sz w:val="15"/>
               </w:rPr>
-              <w:t>Whether to carry the H1-2026 realisation residual</w:t>
+              <w:t>Whether the 2026 cost step is permanent</w:t>
             </w:r>
           </w:p>
         </w:tc>
@@ -23159,7 +23305,7 @@
                 <w:color w:val="1C3A36"/>
                 <w:sz w:val="15"/>
               </w:rPr>
-              <w:t>No. The forecast carries the audited three-year mean rather than the wider half-year figure, on the ground that the widening is shortage pricing rather than a durable improvement in what customers pay</w:t>
+              <w:t>Not decided. Two full constructions are built and published side by side, differing only in how long the shipping lane stays impaired</w:t>
             </w:r>
           </w:p>
         </w:tc>
@@ -23177,7 +23323,7 @@
                 <w:color w:val="1C3A36"/>
                 <w:sz w:val="15"/>
               </w:rPr>
-              <w:t>A second and third consecutive half-year at the wider residual</w:t>
+              <w:t>Full-year 2026 results. Feedstock back toward the low 300s per tonne confirms the temporary reading; a figure still near $395 confirms the other</w:t>
             </w:r>
           </w:p>
         </w:tc>
@@ -23196,7 +23342,7 @@
                 <w:color w:val="1C3A36"/>
                 <w:sz w:val="15"/>
               </w:rPr>
-              <w:t>Whether to include FY2022 in the historical averages</w:t>
+              <w:t>Whether to carry the H1-2026 realisation residual</w:t>
             </w:r>
           </w:p>
         </w:tc>
@@ -23214,7 +23360,7 @@
                 <w:color w:val="1C3A36"/>
                 <w:sz w:val="15"/>
               </w:rPr>
-              <w:t>No. It is the post-listing peak-price year and would flatter every through-cycle average. It was obtained and read, and is held as a check</w:t>
+              <w:t>No. The forecast carries the audited three-year mean rather than the wider half-year figure, on the ground that the widening is shortage pricing rather than a durable improvement in what customers pay</w:t>
             </w:r>
           </w:p>
         </w:tc>
@@ -23232,7 +23378,7 @@
                 <w:color w:val="1C3A36"/>
                 <w:sz w:val="15"/>
               </w:rPr>
-              <w:t>Evidence that 2022 pricing represented a durable level rather than a peak</w:t>
+              <w:t>A second and third consecutive half-year at the wider residual</w:t>
             </w:r>
           </w:p>
         </w:tc>
@@ -23251,6 +23397,61 @@
                 <w:color w:val="1C3A36"/>
                 <w:sz w:val="15"/>
               </w:rPr>
+              <w:t>Whether to include FY2022 in the historical averages</w:t>
+            </w:r>
+          </w:p>
+        </w:tc>
+        <w:tc>
+          <w:tcPr>
+            <w:tcW w:type="dxa" w:w="4248"/>
+          </w:tcPr>
+          <w:p>
+            <w:pPr>
+              <w:spacing w:after="20"/>
+              <w:jc w:val="right"/>
+            </w:pPr>
+            <w:r>
+              <w:rPr>
+                <w:color w:val="1C3A36"/>
+                <w:sz w:val="15"/>
+              </w:rPr>
+              <w:t>No. It is the post-listing peak-price year and would flatter every through-cycle average. It was obtained and read, and is held as a check</w:t>
+            </w:r>
+          </w:p>
+        </w:tc>
+        <w:tc>
+          <w:tcPr>
+            <w:tcW w:type="dxa" w:w="3600"/>
+          </w:tcPr>
+          <w:p>
+            <w:pPr>
+              <w:spacing w:after="20"/>
+              <w:jc w:val="right"/>
+            </w:pPr>
+            <w:r>
+              <w:rPr>
+                <w:color w:val="1C3A36"/>
+                <w:sz w:val="15"/>
+              </w:rPr>
+              <w:t>Evidence that 2022 pricing represented a durable level rather than a peak</w:t>
+            </w:r>
+          </w:p>
+        </w:tc>
+      </w:tr>
+      <w:tr>
+        <w:tc>
+          <w:tcPr>
+            <w:tcW w:type="dxa" w:w="1944"/>
+          </w:tcPr>
+          <w:p>
+            <w:pPr>
+              <w:spacing w:after="20"/>
+            </w:pPr>
+            <w:r>
+              <w:rPr>
+                <w:color w:val="1C3A36"/>
+                <w:sz w:val="15"/>
+              </w:rPr>
               <w:t>How to value Borouge 4</w:t>
             </w:r>
           </w:p>
@@ -23269,7 +23470,7 @@
                 <w:color w:val="1C3A36"/>
                 <w:sz w:val="15"/>
               </w:rPr>
-              <w:t>As an operator fee stream worth about $2,970m, never as owned capacity. The sponsors quantify the fee two ways — a cumulative three-year figure and a percentage accretion — and they do not agree, so the LOWER is carried and the gap disclosed</w:t>
+              <w:t>As an operator fee stream worth about $2,505m, never as owned capacity. The sponsors quantify the fee two ways — a cumulative three-year figure and a percentage accretion — and they do not agree, so the LOWER is carried and the gap disclosed</w:t>
             </w:r>
           </w:p>
         </w:tc>

--- a/engine/borouge_study/BOROUGE_Bibliography_09-08-2026.docx
+++ b/engine/borouge_study/BOROUGE_Bibliography_09-08-2026.docx
@@ -22209,7 +22209,7 @@
                 <w:color w:val="1C3A36"/>
                 <w:sz w:val="14"/>
               </w:rPr>
-              <w:t>1,060 · 1,030 · 960 · 910 · 890</w:t>
+              <w:t>1,010 · 900 · 860 · 870 · 885</w:t>
             </w:r>
           </w:p>
         </w:tc>
@@ -22353,7 +22353,7 @@
                 <w:color w:val="1C3A36"/>
                 <w:sz w:val="14"/>
               </w:rPr>
-              <w:t>1,105 · 1,070 · 995 · 940 · 920</w:t>
+              <w:t>1,050 · 930 · 890 · 900 · 915</w:t>
             </w:r>
           </w:p>
         </w:tc>
@@ -22497,7 +22497,7 @@
                 <w:color w:val="1C3A36"/>
                 <w:sz w:val="14"/>
               </w:rPr>
-              <w:t>300 · 275 · 240 · 215 · 200</w:t>
+              <w:t>260 · 210 · 200 · 200 · 200</w:t>
             </w:r>
           </w:p>
         </w:tc>
@@ -22641,7 +22641,7 @@
                 <w:color w:val="1C3A36"/>
                 <w:sz w:val="14"/>
               </w:rPr>
-              <w:t>195 · 180 · 160 · 148 · 140</w:t>
+              <w:t>165 · 145 · 140 · 140 · 140</w:t>
             </w:r>
           </w:p>
         </w:tc>
@@ -23140,7 +23140,7 @@
                 <w:color w:val="1C3A36"/>
                 <w:sz w:val="15"/>
               </w:rPr>
-              <w:t>Neither. Both are published: the share’s own five-year weekly regression against the FTSE ADX General Index, giving 0.415, and a sector bottom-up beta re-levered to 1.121. The two are carried side by side to a value per share everywhere they appear</w:t>
+              <w:t>Neither. Both are published: the share’s own five-year weekly regression against the FTSE ADX General Index, giving 0.415, and a sector bottom-up beta re-levered to 1.018. The two are carried side by side to a value per share everywhere they appear</w:t>
             </w:r>
           </w:p>
         </w:tc>
@@ -23470,7 +23470,7 @@
                 <w:color w:val="1C3A36"/>
                 <w:sz w:val="15"/>
               </w:rPr>
-              <w:t>As an operator fee stream worth about $2,505m, never as owned capacity. The sponsors quantify the fee two ways — a cumulative three-year figure and a percentage accretion — and they do not agree, so the LOWER is carried and the gap disclosed</w:t>
+              <w:t>As an operator fee stream worth about $290m, never as owned capacity. The sponsors quantify the fee two ways — a cumulative three-year figure and a percentage accretion — and they do not agree, so the LOWER is carried and the gap disclosed</w:t>
             </w:r>
           </w:p>
         </w:tc>
@@ -24513,7 +24513,7 @@
                 <w:color w:val="1C3A36"/>
                 <w:sz w:val="16"/>
               </w:rPr>
-              <w:t>$400m a year implied by the disclosed three-year cumulative profit, against $119m implied by the disclosed percentage accretion</w:t>
+              <w:t>$400m a year implied by the disclosed three-year cumulative profit, against $121m implied by the disclosed percentage accretion</w:t>
             </w:r>
           </w:p>
         </w:tc>

--- a/engine/borouge_study/BOROUGE_Bibliography_09-08-2026.docx
+++ b/engine/borouge_study/BOROUGE_Bibliography_09-08-2026.docx
@@ -15628,7 +15628,7 @@
                 <w:color w:val="1C3A36"/>
                 <w:sz w:val="12"/>
               </w:rPr>
-              <w:t>2.4</w:t>
+              <w:t>2.35</w:t>
             </w:r>
           </w:p>
         </w:tc>
@@ -15646,7 +15646,7 @@
                 <w:color w:val="1C3A36"/>
                 <w:sz w:val="12"/>
               </w:rPr>
-              <w:t>2026-08-07</w:t>
+              <w:t>2026-09-03</w:t>
             </w:r>
           </w:p>
         </w:tc>
@@ -15664,7 +15664,7 @@
                 <w:color w:val="1C3A36"/>
                 <w:sz w:val="12"/>
               </w:rPr>
-              <w:t>Closing price 07-Aug-2026 on the supplied ADX daily series for Borouge (open 2.40, high 2.41, low 2.39, volume 10.94m shares)</w:t>
+              <w:t>Closing price 03-Sep-2026 on the Abu Dhabi Securities Exchange. It supersedes the 07-Aug-2026 close of 2.40 the previous edition was struck at</w:t>
             </w:r>
           </w:p>
         </w:tc>
@@ -23140,7 +23140,7 @@
                 <w:color w:val="1C3A36"/>
                 <w:sz w:val="15"/>
               </w:rPr>
-              <w:t>Neither. Both are published: the share’s own five-year weekly regression against the FTSE ADX General Index, giving 0.415, and a sector bottom-up beta re-levered to 1.018. The two are carried side by side to a value per share everywhere they appear</w:t>
+              <w:t>Neither. Both are published: the share’s own five-year weekly regression against the FTSE ADX General Index, giving 0.415, and a sector bottom-up beta re-levered to 1.021. The two are carried side by side to a value per share everywhere they appear</w:t>
             </w:r>
           </w:p>
         </w:tc>
